--- a/report_pipeline/content/cheonan-elif-seongseong/cheonan-elif-seongseong.docx
+++ b/report_pipeline/content/cheonan-elif-seongseong/cheonan-elif-seongseong.docx
@@ -510,15 +510,6 @@
         <w:t xml:space="preserve">본 보고서는 엘리프 성성호수공원 1BL·2BL 입주자모집공고문(각 2026.04.30.자 정정공고) 원문 및 공개된 공공데이터(카카오맵, V-World)를 직접 대조하여 작성되었습니다. 1BL·2BL은 동일한 업성2구역 도시개발사업 내에 위치하나 별개의 공고문으로 공급되므로, 공통 사항과 블록별 고유 사항을 구분하여 정리하였습니다. 조감도·CG·이미지컷은 실제와 차이가 있을 수 있다는 사업주체의 고지사항이 있으므로, 세부 사항은 계약 전 반드시 사업주체 및 견본주택에 재확인하시기 바랍니다.</w:t>
       </w:r>
     </w:p>
-    <w:p>
-      <w:pPr>
-        <w:keepNext/>
-        <w:spacing w:after="0" w:before="420"/>
-      </w:pPr>
-      <w:r>
-        <w:t xml:space="preserve"/>
-      </w:r>
-    </w:p>
     <w:tbl>
       <w:tblPr>
         <w:tblW w:type="dxa" w:w="9350"/>
@@ -546,13 +537,16 @@
             </w:tcBorders>
             <w:shd w:fill="1F3864" w:val="clear"/>
             <w:tcMar>
-              <w:top w:type="dxa" w:w="140"/>
+              <w:top w:type="dxa" w:w="260"/>
               <w:left w:type="dxa" w:w="200"/>
-              <w:bottom w:type="dxa" w:w="140"/>
+              <w:bottom w:type="dxa" w:w="260"/>
               <w:right w:type="dxa" w:w="200"/>
             </w:tcMar>
           </w:tcPr>
           <w:p>
+            <w:pPr>
+              <w:spacing w:after="0" w:before="0"/>
+            </w:pPr>
             <w:r>
               <w:rPr>
                 <w:b/>
@@ -577,15 +571,6 @@
         </w:tc>
       </w:tr>
     </w:tbl>
-    <w:p>
-      <w:pPr>
-        <w:keepNext/>
-        <w:spacing w:after="0" w:before="160"/>
-      </w:pPr>
-      <w:r>
-        <w:t xml:space="preserve"/>
-      </w:r>
-    </w:p>
     <w:p>
       <w:pPr>
         <w:keepLines/>
@@ -1325,15 +1310,6 @@
         </w:tc>
       </w:tr>
     </w:tbl>
-    <w:p>
-      <w:pPr>
-        <w:keepNext/>
-        <w:spacing w:after="0" w:before="420"/>
-      </w:pPr>
-      <w:r>
-        <w:t xml:space="preserve"/>
-      </w:r>
-    </w:p>
     <w:tbl>
       <w:tblPr>
         <w:tblW w:type="dxa" w:w="9350"/>
@@ -1361,13 +1337,16 @@
             </w:tcBorders>
             <w:shd w:fill="1F3864" w:val="clear"/>
             <w:tcMar>
-              <w:top w:type="dxa" w:w="140"/>
+              <w:top w:type="dxa" w:w="260"/>
               <w:left w:type="dxa" w:w="200"/>
-              <w:bottom w:type="dxa" w:w="140"/>
+              <w:bottom w:type="dxa" w:w="260"/>
               <w:right w:type="dxa" w:w="200"/>
             </w:tcMar>
           </w:tcPr>
           <w:p>
+            <w:pPr>
+              <w:spacing w:after="0" w:before="0"/>
+            </w:pPr>
             <w:r>
               <w:rPr>
                 <w:b/>
@@ -1392,15 +1371,6 @@
         </w:tc>
       </w:tr>
     </w:tbl>
-    <w:p>
-      <w:pPr>
-        <w:keepNext/>
-        <w:spacing w:after="0" w:before="160"/>
-      </w:pPr>
-      <w:r>
-        <w:t xml:space="preserve"/>
-      </w:r>
-    </w:p>
     <w:p>
       <w:pPr>
         <w:keepLines/>
@@ -3075,15 +3045,6 @@
         <w:t xml:space="preserve">참고사항: 착오납입 면책(양 블록 공통), 부동산거래신고 관련 과태료 계약자 전가(양 블록 공통), 인지세 분실·미납 책임 전가(1BL), 계약금 납부주체 불일치 시 사업주체 면책(2BL) 등도 원문에서 확인되나, 통상적인 행정절차 관련 고지 수준으로 판단되어 참고용으로만 기재합니다.</w:t>
       </w:r>
     </w:p>
-    <w:p>
-      <w:pPr>
-        <w:keepNext/>
-        <w:spacing w:after="0" w:before="420"/>
-      </w:pPr>
-      <w:r>
-        <w:t xml:space="preserve"/>
-      </w:r>
-    </w:p>
     <w:tbl>
       <w:tblPr>
         <w:tblW w:type="dxa" w:w="9350"/>
@@ -3111,13 +3072,16 @@
             </w:tcBorders>
             <w:shd w:fill="1F3864" w:val="clear"/>
             <w:tcMar>
-              <w:top w:type="dxa" w:w="140"/>
+              <w:top w:type="dxa" w:w="260"/>
               <w:left w:type="dxa" w:w="200"/>
-              <w:bottom w:type="dxa" w:w="140"/>
+              <w:bottom w:type="dxa" w:w="260"/>
               <w:right w:type="dxa" w:w="200"/>
             </w:tcMar>
           </w:tcPr>
           <w:p>
+            <w:pPr>
+              <w:spacing w:after="0" w:before="0"/>
+            </w:pPr>
             <w:r>
               <w:rPr>
                 <w:b/>
@@ -3142,15 +3106,6 @@
         </w:tc>
       </w:tr>
     </w:tbl>
-    <w:p>
-      <w:pPr>
-        <w:keepNext/>
-        <w:spacing w:after="0" w:before="160"/>
-      </w:pPr>
-      <w:r>
-        <w:t xml:space="preserve"/>
-      </w:r>
-    </w:p>
     <w:p>
       <w:pPr>
         <w:keepLines/>
@@ -4783,15 +4738,6 @@
         <w:t xml:space="preserve">개선요청: 105동(1BL)·206동(2BL)과 같이 근린생활시설 부속설비(실외기·폐기물처리장)에 직접 인접한 동에는 계약 전 개별 안내문을 발송하고, 실외기 차폐막·폐기물처리장 밀폐형 설비 등 저감방안을 검토해 줄 것을 요청합니다.</w:t>
       </w:r>
     </w:p>
-    <w:p>
-      <w:pPr>
-        <w:keepNext/>
-        <w:spacing w:after="0" w:before="420"/>
-      </w:pPr>
-      <w:r>
-        <w:t xml:space="preserve"/>
-      </w:r>
-    </w:p>
     <w:tbl>
       <w:tblPr>
         <w:tblW w:type="dxa" w:w="9350"/>
@@ -4819,13 +4765,16 @@
             </w:tcBorders>
             <w:shd w:fill="1F3864" w:val="clear"/>
             <w:tcMar>
-              <w:top w:type="dxa" w:w="140"/>
+              <w:top w:type="dxa" w:w="260"/>
               <w:left w:type="dxa" w:w="200"/>
-              <w:bottom w:type="dxa" w:w="140"/>
+              <w:bottom w:type="dxa" w:w="260"/>
               <w:right w:type="dxa" w:w="200"/>
             </w:tcMar>
           </w:tcPr>
           <w:p>
+            <w:pPr>
+              <w:spacing w:after="0" w:before="0"/>
+            </w:pPr>
             <w:r>
               <w:rPr>
                 <w:b/>
@@ -4850,15 +4799,6 @@
         </w:tc>
       </w:tr>
     </w:tbl>
-    <w:p>
-      <w:pPr>
-        <w:keepNext/>
-        <w:spacing w:after="0" w:before="160"/>
-      </w:pPr>
-      <w:r>
-        <w:t xml:space="preserve"/>
-      </w:r>
-    </w:p>
     <w:p>
       <w:pPr>
         <w:keepLines/>
@@ -5629,15 +5569,6 @@
         <w:t xml:space="preserve">개선요청: 반경 500m 내 일반공업지역이 존재함을 계약 전 명확히 고지하고, 업성2구역 도시개발사업의 기반시설(도로·학교·공원) 조성 진행 상황을 입주 시까지 정기적으로 입주예정자협의회에 공유해 줄 것을 요청합니다.</w:t>
       </w:r>
     </w:p>
-    <w:p>
-      <w:pPr>
-        <w:keepNext/>
-        <w:spacing w:after="0" w:before="420"/>
-      </w:pPr>
-      <w:r>
-        <w:t xml:space="preserve"/>
-      </w:r>
-    </w:p>
     <w:tbl>
       <w:tblPr>
         <w:tblW w:type="dxa" w:w="9350"/>
@@ -5665,13 +5596,16 @@
             </w:tcBorders>
             <w:shd w:fill="1F3864" w:val="clear"/>
             <w:tcMar>
-              <w:top w:type="dxa" w:w="140"/>
+              <w:top w:type="dxa" w:w="260"/>
               <w:left w:type="dxa" w:w="200"/>
-              <w:bottom w:type="dxa" w:w="140"/>
+              <w:bottom w:type="dxa" w:w="260"/>
               <w:right w:type="dxa" w:w="200"/>
             </w:tcMar>
           </w:tcPr>
           <w:p>
+            <w:pPr>
+              <w:spacing w:after="0" w:before="0"/>
+            </w:pPr>
             <w:r>
               <w:rPr>
                 <w:b/>
@@ -5696,15 +5630,6 @@
         </w:tc>
       </w:tr>
     </w:tbl>
-    <w:p>
-      <w:pPr>
-        <w:keepNext/>
-        <w:spacing w:after="0" w:before="160"/>
-      </w:pPr>
-      <w:r>
-        <w:t xml:space="preserve"/>
-      </w:r>
-    </w:p>
     <w:p>
       <w:pPr>
         <w:keepLines/>
@@ -7531,15 +7456,6 @@
         <w:t xml:space="preserve">개선요청: 이동통신 중계기·태양광 설비가 설치되는 동(1BL 102·104·105동, 2BL 201·204·205·206동)에는 계약 전 개별 고지하고, 전기차 충전시설 동별 접근성 편차를 배치 단계에서 최소화해 줄 것을 요청합니다.</w:t>
       </w:r>
     </w:p>
-    <w:p>
-      <w:pPr>
-        <w:keepNext/>
-        <w:spacing w:after="0" w:before="420"/>
-      </w:pPr>
-      <w:r>
-        <w:t xml:space="preserve"/>
-      </w:r>
-    </w:p>
     <w:tbl>
       <w:tblPr>
         <w:tblW w:type="dxa" w:w="9350"/>
@@ -7567,13 +7483,16 @@
             </w:tcBorders>
             <w:shd w:fill="1F3864" w:val="clear"/>
             <w:tcMar>
-              <w:top w:type="dxa" w:w="140"/>
+              <w:top w:type="dxa" w:w="260"/>
               <w:left w:type="dxa" w:w="200"/>
-              <w:bottom w:type="dxa" w:w="140"/>
+              <w:bottom w:type="dxa" w:w="260"/>
               <w:right w:type="dxa" w:w="200"/>
             </w:tcMar>
           </w:tcPr>
           <w:p>
+            <w:pPr>
+              <w:spacing w:after="0" w:before="0"/>
+            </w:pPr>
             <w:r>
               <w:rPr>
                 <w:b/>
@@ -7598,15 +7517,6 @@
         </w:tc>
       </w:tr>
     </w:tbl>
-    <w:p>
-      <w:pPr>
-        <w:keepNext/>
-        <w:spacing w:after="0" w:before="160"/>
-      </w:pPr>
-      <w:r>
-        <w:t xml:space="preserve"/>
-      </w:r>
-    </w:p>
     <w:p>
       <w:pPr>
         <w:keepLines/>
@@ -8816,15 +8726,6 @@
         <w:t xml:space="preserve">정보통신 감리사(㈜한빛안전기술단)만 1BL·2BL 동일하며, 건축·전기·소방 감리사는 블록별로 상이합니다. 두 블록 모두 주택도시보증공사(HUG)의 분양보증을 받은 사업장입니다.</w:t>
       </w:r>
     </w:p>
-    <w:p>
-      <w:pPr>
-        <w:keepNext/>
-        <w:spacing w:after="0" w:before="420"/>
-      </w:pPr>
-      <w:r>
-        <w:t xml:space="preserve"/>
-      </w:r>
-    </w:p>
     <w:tbl>
       <w:tblPr>
         <w:tblW w:type="dxa" w:w="9350"/>
@@ -8852,13 +8753,16 @@
             </w:tcBorders>
             <w:shd w:fill="1F3864" w:val="clear"/>
             <w:tcMar>
-              <w:top w:type="dxa" w:w="140"/>
+              <w:top w:type="dxa" w:w="260"/>
               <w:left w:type="dxa" w:w="200"/>
-              <w:bottom w:type="dxa" w:w="140"/>
+              <w:bottom w:type="dxa" w:w="260"/>
               <w:right w:type="dxa" w:w="200"/>
             </w:tcMar>
           </w:tcPr>
           <w:p>
+            <w:pPr>
+              <w:spacing w:after="0" w:before="0"/>
+            </w:pPr>
             <w:r>
               <w:rPr>
                 <w:b/>
@@ -8883,15 +8787,6 @@
         </w:tc>
       </w:tr>
     </w:tbl>
-    <w:p>
-      <w:pPr>
-        <w:keepNext/>
-        <w:spacing w:after="0" w:before="160"/>
-      </w:pPr>
-      <w:r>
-        <w:t xml:space="preserve"/>
-      </w:r>
-    </w:p>
     <w:p>
       <w:pPr>
         <w:keepNext/>
